--- a/props/margarets_french_letter.docx
+++ b/props/margarets_french_letter.docx
@@ -22,7 +22,7 @@
     </w:p>
     <w:p>
       <w:pPr>
-        <w:spacing w:after="200" w:before="0"/>
+        <w:spacing w:after="240" w:before="0"/>
         <w:jc w:val="left"/>
       </w:pPr>
       <w:r>
@@ -40,7 +40,7 @@
     </w:p>
     <w:p>
       <w:pPr>
-        <w:spacing w:after="200" w:before="0"/>
+        <w:spacing w:after="240" w:before="0"/>
         <w:jc w:val="left"/>
       </w:pPr>
       <w:r>
@@ -58,7 +58,7 @@
     </w:p>
     <w:p>
       <w:pPr>
-        <w:spacing w:after="200" w:before="0"/>
+        <w:spacing w:after="240" w:before="0"/>
         <w:jc w:val="left"/>
       </w:pPr>
       <w:r>
@@ -76,7 +76,7 @@
     </w:p>
     <w:p>
       <w:pPr>
-        <w:spacing w:after="200" w:before="0"/>
+        <w:spacing w:after="240" w:before="0"/>
         <w:jc w:val="left"/>
       </w:pPr>
       <w:r>
@@ -94,7 +94,7 @@
     </w:p>
     <w:p>
       <w:pPr>
-        <w:spacing w:after="200" w:before="0"/>
+        <w:spacing w:after="240" w:before="0"/>
         <w:jc w:val="left"/>
       </w:pPr>
       <w:r>
@@ -130,7 +130,7 @@
     </w:p>
     <w:p>
       <w:pPr>
-        <w:spacing w:after="120" w:before="0"/>
+        <w:spacing w:after="60" w:before="0"/>
         <w:jc w:val="left"/>
       </w:pPr>
       <w:r>
@@ -148,13 +148,13 @@
     </w:p>
     <w:p>
       <w:pPr>
-        <w:spacing w:before="400"/>
+        <w:spacing w:before="200"/>
         <w:jc w:val="center"/>
       </w:pPr>
       <w:r>
         <w:drawing>
           <wp:inline distT="0" distB="0" distL="0" distR="0">
-            <wp:extent cx="952500" cy="952500"/>
+            <wp:extent cx="762000" cy="762000"/>
             <wp:effectExtent t="0" r="0" b="0" l="0"/>
             <wp:docPr id="1" name="" descr="" title=""/>
             <wp:cNvGraphicFramePr>
@@ -179,7 +179,7 @@
                   <pic:spPr bwMode="auto">
                     <a:xfrm>
                       <a:off x="0" y="0"/>
-                      <a:ext cx="952500" cy="952500"/>
+                      <a:ext cx="762000" cy="762000"/>
                     </a:xfrm>
                     <a:prstGeom prst="rect">
                       <a:avLst/>
@@ -194,7 +194,7 @@
     </w:p>
     <w:sectPr>
       <w:pgSz w:w="12240" w:h="15840" w:orient="portrait"/>
-      <w:pgMar w:top="1800" w:right="1800" w:bottom="1800" w:left="1800" w:header="708" w:footer="708" w:gutter="0"/>
+      <w:pgMar w:top="1800" w:right="1800" w:bottom="1400" w:left="1800" w:header="708" w:footer="708" w:gutter="0"/>
       <w:pgNumType/>
       <w:docGrid w:linePitch="360"/>
     </w:sectPr>

--- a/props/margarets_french_letter.docx
+++ b/props/margarets_french_letter.docx
@@ -53,7 +53,7 @@
           <w:sz w:val="24"/>
           <w:szCs w:val="24"/>
         </w:rPr>
-        <w:t xml:space="preserve">Tu as toujours gardé tes secrets sous clé. Tout comme ce coffre-fort dans le placard de ton bureau. Je sais que tu as un cœur quelque part là-dedans. Même si tu n'as montré aucun cœur quand tu m'as envoyée loin de toi.</w:t>
+        <w:t xml:space="preserve">Tu as toujours gardé tes secrets sous clé. Tout comme ce coffre-fort dans le placard du couloir. Je sais que tu as un cœur quelque part là-dedans. Même si tu n'as montré aucun cœur quand tu m'as envoyée loin de toi.</w:t>
       </w:r>
     </w:p>
     <w:p>
@@ -130,7 +130,7 @@
     </w:p>
     <w:p>
       <w:pPr>
-        <w:spacing w:after="60" w:before="0"/>
+        <w:spacing w:after="120" w:before="0"/>
         <w:jc w:val="left"/>
       </w:pPr>
       <w:r>
@@ -148,7 +148,7 @@
     </w:p>
     <w:p>
       <w:pPr>
-        <w:spacing w:before="200"/>
+        <w:spacing w:before="400"/>
         <w:jc w:val="center"/>
       </w:pPr>
       <w:r>
